--- a/submission/nature_communications/SpatialLeak_NatCommun_V9_language_polished.docx
+++ b/submission/nature_communications/SpatialLeak_NatCommun_V9_language_polished.docx
@@ -548,7 +548,7 @@
     </w:p>
     <w:p>
       <w:r>
-        <w:t>The primary metric was mean Pearson correlation across target genes. Leakage inflation was defined as random performance minus strict-tier performance. Relative leakage inflation (RLI) was defined as the random-minus-strict performance difference divided by random performance, and retention was defined as strict-tier performance divided by random performance. RLI is an operational measure of evaluation-dependent performance inflation and is not interpreted as the fraction of performance causally attributable to leakage. RLI was not interpreted when absolute random mean Pearson was below 0.05. Main DLPFC, Andersson, Thrane and Visium breast baseline analyses used seeds 0–9; GSE278936 spatial-channel replication used seeds 0–4. Random-size-matched controls downsampled the random split to comparable sample sizes without using strict-split performance. Bootstrap summaries used slide-level resampling with 1000 bootstrap replicates where available. Wilcoxon signed-rank tests used paired seed summaries with Benjamini-Hochberg false-discovery-rate correction within comparison families. Mixed-effects models included Moran's I and model class as fixed effects and dataset as a random intercept.</w:t>
+        <w:t>The primary metric was mean Pearson correlation across target genes. Leakage inflation was defined as random performance minus strict-tier performance. Relative leakage inflation (RLI) was defined as the random-minus-strict performance difference divided by random performance, and retention was defined as strict-tier performance divided by random performance. RLI is an operational measure of evaluation-dependent performance inflation and is not interpreted as the fraction of performance causally attributable to leakage. RLI was not interpreted when absolute random mean Pearson was below 0.05. Main DLPFC, Andersson, Thrane and Visium breast baseline analyses used seeds 0–9; GSE278936 spatial-channel replication used seeds 0–4. Random-size-matched controls downsampled the random split to comparable sample sizes without using strict-split performance. Bootstrap summaries used slide-level resampling with 1000 bootstrap replicates where available. Two-sided Wilcoxon signed-rank tests used paired seed summaries, with Benjamini-Hochberg false-discovery-rate correction within predefined comparison families. Exact paired n values, Wilcoxon W statistics, P values and adjusted q values are reported in the Supplementary Information and Source Data. Mixed-effects models included Moran's I and model class as fixed effects and dataset as a random intercept.</w:t>
       </w:r>
     </w:p>
     <w:p>

--- a/submission/nature_communications/SpatialLeak_NatCommun_V9_language_polished.docx
+++ b/submission/nature_communications/SpatialLeak_NatCommun_V9_language_polished.docx
@@ -634,6 +634,19 @@
         <w:pStyle w:val="Heading1"/>
       </w:pPr>
       <w:r>
+        <w:t>AI Use Statement</w:t>
+      </w:r>
+    </w:p>
+    <w:p>
+      <w:r>
+        <w:t>ChatGPT was used to assist with code-related work, language polishing and manuscript formatting. The authors reviewed and approved the final manuscript content and take full responsibility for the work.</w:t>
+      </w:r>
+    </w:p>
+    <w:p>
+      <w:pPr>
+        <w:pStyle w:val="Heading1"/>
+      </w:pPr>
+      <w:r>
         <w:t>References</w:t>
       </w:r>
     </w:p>
